--- a/pr-preview/pr-424/chapters/mathematical-writing-tracked-changes.docx
+++ b/pr-preview/pr-424/chapters/mathematical-writing-tracked-changes.docx
@@ -26,7 +26,7 @@
       </w:pPr>
       <w:ins w:id="2" w:author="PR Preview" w:date="2026-01-01T00:00:00Z">
         <w:r>
-          <w:t xml:space="preserve">Last modified: 2026-10-29 14:37:47 (PDT)</w:t>
+          <w:t xml:space="preserve">Last modified: 2026-10-29 14:43:47 (PDT)</w:t>
         </w:r>
       </w:ins>
     </w:p>

--- a/pr-preview/pr-424/chapters/mathematical-writing-tracked-changes.docx
+++ b/pr-preview/pr-424/chapters/mathematical-writing-tracked-changes.docx
@@ -16,7 +16,7 @@
       </w:pPr>
       <w:del w:id="1" w:author="PR Preview" w:date="2026-01-01T00:00:00Z">
         <w:r>
-          <w:delText xml:space="preserve">Last modified: 2026-10-29 14:35:32 (PDT)</w:delText>
+          <w:delText xml:space="preserve">Last modified: 2026-10-29 15:25:43 (PDT)</w:delText>
         </w:r>
       </w:del>
     </w:p>
@@ -26,7 +26,7 @@
       </w:pPr>
       <w:ins w:id="2" w:author="PR Preview" w:date="2026-01-01T00:00:00Z">
         <w:r>
-          <w:t xml:space="preserve">Last modified: 2026-10-29 14:43:47 (PDT)</w:t>
+          <w:t xml:space="preserve">Last modified: 2026-10-29 15:26:14 (PDT)</w:t>
         </w:r>
       </w:ins>
     </w:p>
@@ -1107,151 +1107,103 @@
       <w:pPr>
         <w:pStyle w:val="Heading3"/>
       </w:pPr>
-      <w:ins w:id="3" w:author="PR Preview" w:date="2026-01-01T00:00:00Z">
-        <w:r>
-          <w:t xml:space="preserve">1.7 Write each sentence in words or in math, not both</w:t>
-        </w:r>
-      </w:ins>
+      <w:r>
+        <w:t xml:space="preserve">1.7 Write each sentence in words or in math, not both</w:t>
+      </w:r>
     </w:p>
     <w:p>
       <w:pPr>
         <w:pStyle w:val="FirstParagraph"/>
       </w:pPr>
-      <w:ins w:id="4" w:author="PR Preview" w:date="2026-01-01T00:00:00Z">
-        <w:r>
-          <w:t xml:space="preserve">A sentence is either entirely in words or entirely in math.</w:t>
-        </w:r>
-      </w:ins>
-      <w:ins w:id="5" w:author="PR Preview" w:date="2026-01-01T00:00:00Z">
-        <w:r>
-          <w:t xml:space="preserve"> </w:t>
-        </w:r>
-      </w:ins>
-      <w:ins w:id="6" w:author="PR Preview" w:date="2026-01-01T00:00:00Z">
-        <w:r>
-          <w:t xml:space="preserve">A single inline expression inside a word sentence is fine,</w:t>
-        </w:r>
-      </w:ins>
-      <w:ins w:id="7" w:author="PR Preview" w:date="2026-01-01T00:00:00Z">
-        <w:r>
-          <w:t xml:space="preserve"> </w:t>
-        </w:r>
-      </w:ins>
-      <w:ins w:id="8" w:author="PR Preview" w:date="2026-01-01T00:00:00Z">
-        <w:r>
-          <w:t xml:space="preserve">as in</w:t>
-        </w:r>
-      </w:ins>
-      <w:ins w:id="9" w:author="PR Preview" w:date="2026-01-01T00:00:00Z">
-        <w:r>
-          <w:t xml:space="preserve"> </w:t>
-        </w:r>
-      </w:ins>
-      <w:ins w:id="10" w:author="PR Preview" w:date="2026-01-01T00:00:00Z">
-        <w:r>
-          <w:t xml:space="preserve">“the prediction function</w:t>
-        </w:r>
-      </w:ins>
-      <w:ins w:id="11" w:author="PR Preview" w:date="2026-01-01T00:00:00Z">
-        <w:r>
-          <w:t xml:space="preserve"> </w:t>
-        </w:r>
-      </w:ins>
+      <w:r>
+        <w:t xml:space="preserve">A sentence is either entirely in words or entirely in math.</w:t>
+      </w:r>
+      <w:r>
+        <w:t xml:space="preserve"> </w:t>
+      </w:r>
+      <w:r>
+        <w:t xml:space="preserve">A single inline expression inside a word sentence is fine,</w:t>
+      </w:r>
+      <w:r>
+        <w:t xml:space="preserve"> </w:t>
+      </w:r>
+      <w:r>
+        <w:t xml:space="preserve">as in</w:t>
+      </w:r>
+      <w:r>
+        <w:t xml:space="preserve"> </w:t>
+      </w:r>
+      <w:r>
+        <w:t xml:space="preserve">“the prediction function</w:t>
+      </w:r>
+      <w:r>
+        <w:t xml:space="preserve"> </w:t>
+      </w:r>
       <m:oMath>
         <m:r>
           <m:t>f</m:t>
         </m:r>
       </m:oMath>
-      <w:ins w:id="12" w:author="PR Preview" w:date="2026-01-01T00:00:00Z">
-        <w:r>
-          <w:t xml:space="preserve"> </w:t>
-        </w:r>
-      </w:ins>
-      <w:ins w:id="13" w:author="PR Preview" w:date="2026-01-01T00:00:00Z">
-        <w:r>
-          <w:t xml:space="preserve">equals the conditional mean”</w:t>
-        </w:r>
-      </w:ins>
-      <w:ins w:id="14" w:author="PR Preview" w:date="2026-01-01T00:00:00Z">
-        <w:r>
-          <w:t xml:space="preserve">.</w:t>
-        </w:r>
-      </w:ins>
-      <w:ins w:id="15" w:author="PR Preview" w:date="2026-01-01T00:00:00Z">
-        <w:r>
-          <w:t xml:space="preserve"> </w:t>
-        </w:r>
-      </w:ins>
-      <w:ins w:id="16" w:author="PR Preview" w:date="2026-01-01T00:00:00Z">
-        <w:r>
-          <w:t xml:space="preserve"> </w:t>
-        </w:r>
-      </w:ins>
-      <w:ins w:id="17" w:author="PR Preview" w:date="2026-01-01T00:00:00Z">
-        <w:r>
-          <w:t xml:space="preserve">A sentence that states one condition in words and a second condition as a relation between expressions is a hybrid.</w:t>
-        </w:r>
-      </w:ins>
-      <w:ins w:id="18" w:author="PR Preview" w:date="2026-01-01T00:00:00Z">
-        <w:r>
-          <w:t xml:space="preserve"> </w:t>
-        </w:r>
-      </w:ins>
-      <w:ins w:id="19" w:author="PR Preview" w:date="2026-01-01T00:00:00Z">
-        <w:r>
-          <w:t xml:space="preserve">Split it into two complete sentences:</w:t>
-        </w:r>
-      </w:ins>
-      <w:ins w:id="20" w:author="PR Preview" w:date="2026-01-01T00:00:00Z">
-        <w:r>
-          <w:t xml:space="preserve"> </w:t>
-        </w:r>
-      </w:ins>
-      <w:ins w:id="21" w:author="PR Preview" w:date="2026-01-01T00:00:00Z">
-        <w:r>
-          <w:t xml:space="preserve">the first states the result in words, and the second states it as a displayed formula.</w:t>
-        </w:r>
-      </w:ins>
+      <w:r>
+        <w:t xml:space="preserve"> </w:t>
+      </w:r>
+      <w:r>
+        <w:t xml:space="preserve">equals the conditional mean”</w:t>
+      </w:r>
+      <w:r>
+        <w:t xml:space="preserve">.</w:t>
+      </w:r>
+      <w:r>
+        <w:t xml:space="preserve"> </w:t>
+      </w:r>
+      <w:r>
+        <w:t xml:space="preserve"> </w:t>
+      </w:r>
+      <w:r>
+        <w:t xml:space="preserve">A sentence that states one condition in words and a second condition as a relation between expressions is a hybrid.</w:t>
+      </w:r>
+      <w:r>
+        <w:t xml:space="preserve"> </w:t>
+      </w:r>
+      <w:r>
+        <w:t xml:space="preserve">Split it into two complete sentences:</w:t>
+      </w:r>
+      <w:r>
+        <w:t xml:space="preserve"> </w:t>
+      </w:r>
+      <w:r>
+        <w:t xml:space="preserve">the first states the result in words, and the second states it as a displayed formula.</w:t>
+      </w:r>
     </w:p>
     <w:bookmarkStart w:id="25" w:name="exm-no-hybrid-sentences"/>
     <w:p>
       <w:pPr>
         <w:pStyle w:val="BodyText"/>
       </w:pPr>
-      <w:ins w:id="22" w:author="PR Preview" w:date="2026-01-01T00:00:00Z">
-        <w:r>
-          <w:rPr>
-            <w:b/>
-            <w:bCs/>
-          </w:rPr>
-          <w:t xml:space="preserve">Example 4 (Splitting a hybrid sentence)</w:t>
-        </w:r>
-      </w:ins>
-      <w:ins w:id="23" w:author="PR Preview" w:date="2026-01-01T00:00:00Z">
-        <w:r>
-          <w:t xml:space="preserve"> </w:t>
-        </w:r>
-      </w:ins>
-      <w:ins w:id="24" w:author="PR Preview" w:date="2026-01-01T00:00:00Z">
-        <w:r>
-          <w:t xml:space="preserve"> </w:t>
-        </w:r>
-      </w:ins>
+      <w:r>
+        <w:rPr>
+          <w:b/>
+          <w:bCs/>
+        </w:rPr>
+        <w:t xml:space="preserve">Example 4 (Splitting a hybrid sentence)</w:t>
+      </w:r>
+      <w:r>
+        <w:t xml:space="preserve"> </w:t>
+      </w:r>
+      <w:r>
+        <w:t xml:space="preserve"> </w:t>
+      </w:r>
     </w:p>
     <w:p>
       <w:pPr>
         <w:pStyle w:val="BlockText"/>
       </w:pPr>
-      <w:ins w:id="25" w:author="PR Preview" w:date="2026-01-01T00:00:00Z">
-        <w:r>
-          <w:t xml:space="preserve">❌ The reducible risk is zero if and only if</w:t>
-        </w:r>
-      </w:ins>
-      <w:ins w:id="26" w:author="PR Preview" w:date="2026-01-01T00:00:00Z">
-        <w:r>
-          <w:t xml:space="preserve"> </w:t>
-        </w:r>
-      </w:ins>
+      <w:r>
+        <w:t xml:space="preserve">❌ The reducible risk is zero if and only if</w:t>
+      </w:r>
+      <w:r>
+        <w:t xml:space="preserve"> </w:t>
+      </w:r>
       <m:oMath>
         <m:r>
           <m:rPr>
@@ -1345,26 +1297,20 @@
           <m:t>0</m:t>
         </m:r>
       </m:oMath>
-      <w:ins w:id="27" w:author="PR Preview" w:date="2026-01-01T00:00:00Z">
-        <w:r>
-          <w:t xml:space="preserve">.</w:t>
-        </w:r>
-      </w:ins>
+      <w:r>
+        <w:t xml:space="preserve">.</w:t>
+      </w:r>
     </w:p>
     <w:p>
       <w:pPr>
         <w:pStyle w:val="BlockText"/>
       </w:pPr>
-      <w:ins w:id="28" w:author="PR Preview" w:date="2026-01-01T00:00:00Z">
-        <w:r>
-          <w:t xml:space="preserve">✅ The reducible risk is zero if and only if the prediction function differs from the conditional mean with probability 0.</w:t>
-        </w:r>
-      </w:ins>
-      <w:ins w:id="29" w:author="PR Preview" w:date="2026-01-01T00:00:00Z">
-        <w:r>
-          <w:t xml:space="preserve"> </w:t>
-        </w:r>
-      </w:ins>
+      <w:r>
+        <w:t xml:space="preserve">✅ The reducible risk is zero if and only if the prediction function differs from the conditional mean with probability 0.</w:t>
+      </w:r>
+      <w:r>
+        <w:t xml:space="preserve"> </w:t>
+      </w:r>
     </w:p>
     <w:p>
       <w:pPr>
@@ -1615,21 +1561,15 @@
       <w:pPr>
         <w:pStyle w:val="FirstParagraph"/>
       </w:pPr>
-      <w:ins w:id="30" w:author="PR Preview" w:date="2026-01-01T00:00:00Z">
-        <w:r>
-          <w:t xml:space="preserve">The ❌ version puts the first condition in words and the second in math.</w:t>
-        </w:r>
-      </w:ins>
-      <w:ins w:id="31" w:author="PR Preview" w:date="2026-01-01T00:00:00Z">
-        <w:r>
-          <w:t xml:space="preserve"> </w:t>
-        </w:r>
-      </w:ins>
-      <w:ins w:id="32" w:author="PR Preview" w:date="2026-01-01T00:00:00Z">
-        <w:r>
-          <w:t xml:space="preserve">The ✅ version says the result once in words and once in math.</w:t>
-        </w:r>
-      </w:ins>
+      <w:r>
+        <w:t xml:space="preserve">The ❌ version puts the first condition in words and the second in math.</w:t>
+      </w:r>
+      <w:r>
+        <w:t xml:space="preserve"> </w:t>
+      </w:r>
+      <w:r>
+        <w:t xml:space="preserve">The ✅ version says the result once in words and once in math.</w:t>
+      </w:r>
     </w:p>
     <w:bookmarkEnd w:id="25"/>
     <w:bookmarkEnd w:id="26"/>
@@ -1680,49 +1620,19 @@
       <w:pPr>
         <w:pStyle w:val="BodyText"/>
       </w:pPr>
-      <w:del w:id="33" w:author="PR Preview" w:date="2026-01-01T00:00:00Z">
-        <w:r>
-          <w:rPr>
-            <w:b/>
-            <w:bCs/>
-          </w:rPr>
-          <w:delText xml:space="preserve">Example 4 (Introducing a theorem)</w:delText>
-        </w:r>
-      </w:del>
-      <w:del w:id="34" w:author="PR Preview" w:date="2026-01-01T00:00:00Z">
-        <w:r>
-          <w:delText xml:space="preserve"> </w:delText>
-        </w:r>
-      </w:del>
-      <w:del w:id="35" w:author="PR Preview" w:date="2026-01-01T00:00:00Z">
-        <w:r>
-          <w:delText xml:space="preserve"> </w:delText>
-        </w:r>
-      </w:del>
-    </w:p>
-    <w:p>
-      <w:pPr>
-        <w:pStyle w:val="BodyText"/>
-      </w:pPr>
-      <w:ins w:id="36" w:author="PR Preview" w:date="2026-01-01T00:00:00Z">
-        <w:r>
-          <w:rPr>
-            <w:b/>
-            <w:bCs/>
-          </w:rPr>
-          <w:t xml:space="preserve">Example 5 (Introducing a theorem)</w:t>
-        </w:r>
-      </w:ins>
-      <w:ins w:id="37" w:author="PR Preview" w:date="2026-01-01T00:00:00Z">
-        <w:r>
-          <w:t xml:space="preserve"> </w:t>
-        </w:r>
-      </w:ins>
-      <w:ins w:id="38" w:author="PR Preview" w:date="2026-01-01T00:00:00Z">
-        <w:r>
-          <w:t xml:space="preserve"> </w:t>
-        </w:r>
-      </w:ins>
+      <w:r>
+        <w:rPr>
+          <w:b/>
+          <w:bCs/>
+        </w:rPr>
+        <w:t xml:space="preserve">Example 5 (Introducing a theorem)</w:t>
+      </w:r>
+      <w:r>
+        <w:t xml:space="preserve"> </w:t>
+      </w:r>
+      <w:r>
+        <w:t xml:space="preserve"> </w:t>
+      </w:r>
     </w:p>
     <w:p>
       <w:pPr>
@@ -2060,49 +1970,19 @@
       <w:pPr>
         <w:pStyle w:val="BodyText"/>
       </w:pPr>
-      <w:del w:id="39" w:author="PR Preview" w:date="2026-01-01T00:00:00Z">
-        <w:r>
-          <w:rPr>
-            <w:b/>
-            <w:bCs/>
-          </w:rPr>
-          <w:delText xml:space="preserve">Example 5 (Displaying the normal equations)</w:delText>
-        </w:r>
-      </w:del>
-      <w:del w:id="40" w:author="PR Preview" w:date="2026-01-01T00:00:00Z">
-        <w:r>
-          <w:delText xml:space="preserve"> </w:delText>
-        </w:r>
-      </w:del>
-      <w:del w:id="41" w:author="PR Preview" w:date="2026-01-01T00:00:00Z">
-        <w:r>
-          <w:delText xml:space="preserve"> </w:delText>
-        </w:r>
-      </w:del>
-    </w:p>
-    <w:p>
-      <w:pPr>
-        <w:pStyle w:val="BodyText"/>
-      </w:pPr>
-      <w:ins w:id="42" w:author="PR Preview" w:date="2026-01-01T00:00:00Z">
-        <w:r>
-          <w:rPr>
-            <w:b/>
-            <w:bCs/>
-          </w:rPr>
-          <w:t xml:space="preserve">Example 6 (Displaying the normal equations)</w:t>
-        </w:r>
-      </w:ins>
-      <w:ins w:id="43" w:author="PR Preview" w:date="2026-01-01T00:00:00Z">
-        <w:r>
-          <w:t xml:space="preserve"> </w:t>
-        </w:r>
-      </w:ins>
-      <w:ins w:id="44" w:author="PR Preview" w:date="2026-01-01T00:00:00Z">
-        <w:r>
-          <w:t xml:space="preserve"> </w:t>
-        </w:r>
-      </w:ins>
+      <w:r>
+        <w:rPr>
+          <w:b/>
+          <w:bCs/>
+        </w:rPr>
+        <w:t xml:space="preserve">Example 6 (Displaying the normal equations)</w:t>
+      </w:r>
+      <w:r>
+        <w:t xml:space="preserve"> </w:t>
+      </w:r>
+      <w:r>
+        <w:t xml:space="preserve"> </w:t>
+      </w:r>
     </w:p>
     <w:p>
       <w:pPr>
@@ -3016,49 +2896,19 @@
       <w:pPr>
         <w:pStyle w:val="BodyText"/>
       </w:pPr>
-      <w:del w:id="45" w:author="PR Preview" w:date="2026-01-01T00:00:00Z">
-        <w:r>
-          <w:rPr>
-            <w:b/>
-            <w:bCs/>
-          </w:rPr>
-          <w:delText xml:space="preserve">Example 6 (Citing a result div)</w:delText>
-        </w:r>
-      </w:del>
-      <w:del w:id="46" w:author="PR Preview" w:date="2026-01-01T00:00:00Z">
-        <w:r>
-          <w:delText xml:space="preserve"> </w:delText>
-        </w:r>
-      </w:del>
-      <w:del w:id="47" w:author="PR Preview" w:date="2026-01-01T00:00:00Z">
-        <w:r>
-          <w:delText xml:space="preserve"> </w:delText>
-        </w:r>
-      </w:del>
-    </w:p>
-    <w:p>
-      <w:pPr>
-        <w:pStyle w:val="BodyText"/>
-      </w:pPr>
-      <w:ins w:id="48" w:author="PR Preview" w:date="2026-01-01T00:00:00Z">
-        <w:r>
-          <w:rPr>
-            <w:b/>
-            <w:bCs/>
-          </w:rPr>
-          <w:t xml:space="preserve">Example 7 (Citing a result div)</w:t>
-        </w:r>
-      </w:ins>
-      <w:ins w:id="49" w:author="PR Preview" w:date="2026-01-01T00:00:00Z">
-        <w:r>
-          <w:t xml:space="preserve"> </w:t>
-        </w:r>
-      </w:ins>
-      <w:ins w:id="50" w:author="PR Preview" w:date="2026-01-01T00:00:00Z">
-        <w:r>
-          <w:t xml:space="preserve"> </w:t>
-        </w:r>
-      </w:ins>
+      <w:r>
+        <w:rPr>
+          <w:b/>
+          <w:bCs/>
+        </w:rPr>
+        <w:t xml:space="preserve">Example 7 (Citing a result div)</w:t>
+      </w:r>
+      <w:r>
+        <w:t xml:space="preserve"> </w:t>
+      </w:r>
+      <w:r>
+        <w:t xml:space="preserve"> </w:t>
+      </w:r>
     </w:p>
     <w:p>
       <w:pPr>
@@ -3384,49 +3234,19 @@
       <w:pPr>
         <w:pStyle w:val="BodyText"/>
       </w:pPr>
-      <w:del w:id="51" w:author="PR Preview" w:date="2026-01-01T00:00:00Z">
-        <w:r>
-          <w:rPr>
-            <w:b/>
-            <w:bCs/>
-          </w:rPr>
-          <w:delText xml:space="preserve">Example 7 (Citing a step instead of deriving it)</w:delText>
-        </w:r>
-      </w:del>
-      <w:del w:id="52" w:author="PR Preview" w:date="2026-01-01T00:00:00Z">
-        <w:r>
-          <w:delText xml:space="preserve"> </w:delText>
-        </w:r>
-      </w:del>
-      <w:del w:id="53" w:author="PR Preview" w:date="2026-01-01T00:00:00Z">
-        <w:r>
-          <w:delText xml:space="preserve"> </w:delText>
-        </w:r>
-      </w:del>
-    </w:p>
-    <w:p>
-      <w:pPr>
-        <w:pStyle w:val="BodyText"/>
-      </w:pPr>
-      <w:ins w:id="54" w:author="PR Preview" w:date="2026-01-01T00:00:00Z">
-        <w:r>
-          <w:rPr>
-            <w:b/>
-            <w:bCs/>
-          </w:rPr>
-          <w:t xml:space="preserve">Example 8 (Citing a step instead of deriving it)</w:t>
-        </w:r>
-      </w:ins>
-      <w:ins w:id="55" w:author="PR Preview" w:date="2026-01-01T00:00:00Z">
-        <w:r>
-          <w:t xml:space="preserve"> </w:t>
-        </w:r>
-      </w:ins>
-      <w:ins w:id="56" w:author="PR Preview" w:date="2026-01-01T00:00:00Z">
-        <w:r>
-          <w:t xml:space="preserve"> </w:t>
-        </w:r>
-      </w:ins>
+      <w:r>
+        <w:rPr>
+          <w:b/>
+          <w:bCs/>
+        </w:rPr>
+        <w:t xml:space="preserve">Example 8 (Citing a step instead of deriving it)</w:t>
+      </w:r>
+      <w:r>
+        <w:t xml:space="preserve"> </w:t>
+      </w:r>
+      <w:r>
+        <w:t xml:space="preserve"> </w:t>
+      </w:r>
     </w:p>
     <w:p>
       <w:pPr>
